--- a/templates/sanitized/bank-fin-installments.docx
+++ b/templates/sanitized/bank-fin-installments.docx
@@ -1184,7 +1184,7 @@
           <w:szCs w:val="28"/>
           <w:rtl/>
         </w:rPr>
-        <w:t xml:space="preserve"/>
+        <w:t xml:space="preserve">‏</w:t>
       </w:r>
     </w:p>
     <w:sectPr>
